--- a/lab_1/Report_Matsukov.docx
+++ b/lab_1/Report_Matsukov.docx
@@ -4,13 +4,17 @@
   <w:body>
     <w:p>
       <w:pPr>
+        <w:pStyle w:val="aa"/>
+        <w:spacing w:after="120"/>
         <w:jc w:val="center"/>
         <w:rPr>
+          <w:rFonts w:ascii="Times New Roman" w:hAnsi="Times New Roman" w:cs="Times New Roman"/>
           <w:lang w:val="ru-RU"/>
         </w:rPr>
       </w:pPr>
       <w:r>
         <w:rPr>
+          <w:rFonts w:ascii="Times New Roman" w:hAnsi="Times New Roman" w:cs="Times New Roman"/>
           <w:b/>
           <w:lang w:val="ru-RU"/>
         </w:rPr>
@@ -19,7 +23,7 @@
     </w:p>
     <w:p>
       <w:pPr>
-        <w:jc w:val="center"/>
+        <w:jc w:val="right"/>
         <w:rPr>
           <w:lang w:val="ru-RU"/>
         </w:rPr>
@@ -28,23 +32,12 @@
         <w:rPr>
           <w:lang w:val="ru-RU"/>
         </w:rPr>
-        <w:t xml:space="preserve">                                                                                     </w:t>
-      </w:r>
-      <w:r>
-        <w:rPr>
-          <w:lang w:val="ru-RU"/>
-        </w:rPr>
-        <w:t>Мацуков Владимир Александрович</w:t>
-      </w:r>
-      <w:r>
-        <w:rPr>
-          <w:lang w:val="ru-RU"/>
-        </w:rPr>
-        <w:t xml:space="preserve"> 11 группа</w:t>
+        <w:t>Мацуков Владимир Александрович, 11 группа</w:t>
       </w:r>
     </w:p>
     <w:p>
       <w:pPr>
+        <w:spacing w:before="320"/>
         <w:jc w:val="center"/>
         <w:rPr>
           <w:b/>
@@ -54,68 +47,21 @@
           <w:lang w:val="ru-RU"/>
         </w:rPr>
       </w:pPr>
-      <w:r>
-        <w:rPr>
-          <w:lang w:val="ru-RU"/>
-        </w:rPr>
-        <w:br/>
-      </w:r>
+      <w:proofErr w:type="spellStart"/>
       <w:r>
         <w:rPr>
           <w:b/>
-          <w:bCs/>
           <w:sz w:val="52"/>
-          <w:szCs w:val="52"/>
-          <w:lang w:val="ru-RU"/>
         </w:rPr>
-        <w:t xml:space="preserve">Вариант: </w:t>
+        <w:t>Вариант</w:t>
       </w:r>
+      <w:proofErr w:type="spellEnd"/>
       <w:r>
         <w:rPr>
           <w:b/>
-          <w:bCs/>
           <w:sz w:val="52"/>
-          <w:szCs w:val="52"/>
         </w:rPr>
-        <w:t>RGB</w:t>
-      </w:r>
-      <w:r>
-        <w:rPr>
-          <w:b/>
-          <w:bCs/>
-          <w:sz w:val="52"/>
-          <w:szCs w:val="52"/>
-          <w:lang w:val="ru-RU"/>
-        </w:rPr>
-        <w:t xml:space="preserve"> ↔ </w:t>
-      </w:r>
-      <w:r>
-        <w:rPr>
-          <w:b/>
-          <w:bCs/>
-          <w:sz w:val="52"/>
-          <w:szCs w:val="52"/>
-        </w:rPr>
-        <w:t>CMYK</w:t>
-      </w:r>
-      <w:r>
-        <w:rPr>
-          <w:b/>
-          <w:bCs/>
-          <w:sz w:val="52"/>
-          <w:szCs w:val="52"/>
-          <w:lang w:val="ru-RU"/>
-        </w:rPr>
-        <w:t xml:space="preserve"> ↔ </w:t>
-      </w:r>
-      <w:r>
-        <w:rPr>
-          <w:b/>
-          <w:bCs/>
-          <w:sz w:val="52"/>
-          <w:szCs w:val="52"/>
-        </w:rPr>
-        <w:t>HLS</w:t>
+        <w:t>: RGB ↔ CMYK ↔ HLS</w:t>
       </w:r>
     </w:p>
     <w:p>
@@ -144,43 +90,7 @@
         <w:rPr>
           <w:lang w:val="ru-RU"/>
         </w:rPr>
-        <w:t xml:space="preserve">Изучить модели </w:t>
-      </w:r>
-      <w:r>
-        <w:t>RGB</w:t>
-      </w:r>
-      <w:r>
-        <w:rPr>
-          <w:lang w:val="ru-RU"/>
-        </w:rPr>
-        <w:t xml:space="preserve">, </w:t>
-      </w:r>
-      <w:r>
-        <w:t>CMYK</w:t>
-      </w:r>
-      <w:r>
-        <w:rPr>
-          <w:lang w:val="ru-RU"/>
-        </w:rPr>
-        <w:t xml:space="preserve"> и </w:t>
-      </w:r>
-      <w:r>
-        <w:t>HLS</w:t>
-      </w:r>
-      <w:r>
-        <w:rPr>
-          <w:lang w:val="ru-RU"/>
-        </w:rPr>
-        <w:t xml:space="preserve"> и реализовать приложение на </w:t>
-      </w:r>
-      <w:r>
-        <w:t>JavaFX</w:t>
-      </w:r>
-      <w:r>
-        <w:rPr>
-          <w:lang w:val="ru-RU"/>
-        </w:rPr>
-        <w:t xml:space="preserve"> для выбора цвета и пересчёта его компонент между этими моделями.</w:t>
+        <w:t>Разработать приложение JavaFX для ввода цвета и преобразования между RGB, CMYK и HLS.</w:t>
       </w:r>
     </w:p>
     <w:p>
@@ -209,7 +119,7 @@
         <w:rPr>
           <w:lang w:val="ru-RU"/>
         </w:rPr>
-        <w:t>Реализовать прямые и обратные преобразования цвета, числовой ввод, изменение компонент ползунками и выбор из палитры. Обеспечить обновление значений в остальных моделях и отображение выбранного цвета.</w:t>
+        <w:t>Реализовать ввод цвета, прямые и обратные преобразования, автоматический пересчёт двух других моделей и отображение результата.</w:t>
       </w:r>
     </w:p>
     <w:p>
@@ -238,88 +148,7 @@
         <w:rPr>
           <w:lang w:val="ru-RU"/>
         </w:rPr>
-        <w:t xml:space="preserve">Язык программирования — </w:t>
-      </w:r>
-      <w:r>
-        <w:t>Java</w:t>
-      </w:r>
-      <w:r>
-        <w:rPr>
-          <w:lang w:val="ru-RU"/>
-        </w:rPr>
-        <w:t xml:space="preserve">. Интерфейс — </w:t>
-      </w:r>
-      <w:r>
-        <w:t>JavaFX</w:t>
-      </w:r>
-      <w:r>
-        <w:rPr>
-          <w:lang w:val="ru-RU"/>
-        </w:rPr>
-        <w:t xml:space="preserve"> 21.0.6 и </w:t>
-      </w:r>
-      <w:r>
-        <w:t>FXML</w:t>
-      </w:r>
-      <w:r>
-        <w:rPr>
-          <w:lang w:val="ru-RU"/>
-        </w:rPr>
-        <w:t xml:space="preserve">. Среда разработки — </w:t>
-      </w:r>
-      <w:r>
-        <w:t>IntelliJ</w:t>
-      </w:r>
-      <w:r>
-        <w:rPr>
-          <w:lang w:val="ru-RU"/>
-        </w:rPr>
-        <w:t xml:space="preserve"> </w:t>
-      </w:r>
-      <w:r>
-        <w:t>IDEA</w:t>
-      </w:r>
-      <w:r>
-        <w:rPr>
-          <w:lang w:val="ru-RU"/>
-        </w:rPr>
-        <w:t xml:space="preserve">. Управление зависимостями — </w:t>
-      </w:r>
-      <w:r>
-        <w:t>Maven</w:t>
-      </w:r>
-      <w:r>
-        <w:rPr>
-          <w:lang w:val="ru-RU"/>
-        </w:rPr>
-        <w:t xml:space="preserve">. В </w:t>
-      </w:r>
-      <w:r>
-        <w:t>pom</w:t>
-      </w:r>
-      <w:r>
-        <w:rPr>
-          <w:lang w:val="ru-RU"/>
-        </w:rPr>
-        <w:t>.</w:t>
-      </w:r>
-      <w:r>
-        <w:t>xml</w:t>
-      </w:r>
-      <w:r>
-        <w:rPr>
-          <w:lang w:val="ru-RU"/>
-        </w:rPr>
-        <w:t xml:space="preserve"> исходного проекта задана версия </w:t>
-      </w:r>
-      <w:r>
-        <w:t>Java</w:t>
-      </w:r>
-      <w:r>
-        <w:rPr>
-          <w:lang w:val="ru-RU"/>
-        </w:rPr>
-        <w:t xml:space="preserve"> 26.</w:t>
+        <w:t>Java, JavaFX 21.0.6, FXML, IntelliJ IDEA, Maven, Git. В pom.xml задана версия компиляции Java 26.</w:t>
       </w:r>
     </w:p>
     <w:p>
@@ -400,27 +229,16 @@
         <w:rPr>
           <w:lang w:val="ru-RU"/>
         </w:rPr>
-        <w:t xml:space="preserve"> и создаёт окно. В </w:t>
+        <w:t xml:space="preserve"> и создаёт окно. </w:t>
       </w:r>
       <w:r>
-        <w:t>FXML</w:t>
+        <w:t>Launcher</w:t>
       </w:r>
       <w:r>
         <w:rPr>
           <w:lang w:val="ru-RU"/>
         </w:rPr>
-        <w:t xml:space="preserve"> расположены палитра </w:t>
-      </w:r>
-      <w:proofErr w:type="spellStart"/>
-      <w:r>
-        <w:t>ColorPicker</w:t>
-      </w:r>
-      <w:proofErr w:type="spellEnd"/>
-      <w:r>
-        <w:rPr>
-          <w:lang w:val="ru-RU"/>
-        </w:rPr>
-        <w:t xml:space="preserve">, прямоугольник предпросмотра, поля ввода и ползунки. </w:t>
+        <w:t xml:space="preserve"> запускает приложение. </w:t>
       </w:r>
       <w:proofErr w:type="spellStart"/>
       <w:r>
@@ -431,16 +249,7 @@
         <w:rPr>
           <w:lang w:val="ru-RU"/>
         </w:rPr>
-        <w:t xml:space="preserve"> обрабатывает изменения значений и выполняет математические преобразования. </w:t>
-      </w:r>
-      <w:r>
-        <w:t>Launcher</w:t>
-      </w:r>
-      <w:r>
-        <w:rPr>
-          <w:lang w:val="ru-RU"/>
-        </w:rPr>
-        <w:t xml:space="preserve"> служит дополнительной точкой входа.</w:t>
+        <w:t xml:space="preserve"> обрабатывает ввод и выполняет расчёты; отдельного класса математической модели нет.</w:t>
       </w:r>
     </w:p>
     <w:p>
@@ -453,16 +262,7 @@
         <w:rPr>
           <w:lang w:val="ru-RU"/>
         </w:rPr>
-        <w:t xml:space="preserve">Флаг </w:t>
-      </w:r>
-      <w:r>
-        <w:t>updating</w:t>
-      </w:r>
-      <w:r>
-        <w:rPr>
-          <w:lang w:val="ru-RU"/>
-        </w:rPr>
-        <w:t xml:space="preserve"> предотвращает повторный вызов обработчиков во время программного изменения компонент. Значения полей и ползунков связаны двунаправленно. Математика и обработчики интерфейса находятся в одном контроллере.</w:t>
+        <w:t>Слушатели ползунков запускают пересчёт двух других моделей. Введённые координаты исходной модели сохраняются. updatePreview() обновляет образец и палитру. Флаг updating блокирует повторные вызовы слушателей при программном изменении значений; finally сбрасывает флаг.</w:t>
       </w:r>
     </w:p>
     <w:p>
@@ -494,7 +294,7 @@
         <w:rPr>
           <w:lang w:val="ru-RU"/>
         </w:rPr>
-        <w:t xml:space="preserve"> задаётся от 0 до 255, </w:t>
+        <w:t xml:space="preserve">: 0–255; </w:t>
       </w:r>
       <w:r>
         <w:t>CMYK</w:t>
@@ -503,7 +303,7 @@
         <w:rPr>
           <w:lang w:val="ru-RU"/>
         </w:rPr>
-        <w:t xml:space="preserve"> и компоненты </w:t>
+        <w:t xml:space="preserve">, </w:t>
       </w:r>
       <w:r>
         <w:t>L</w:t>
@@ -512,7 +312,7 @@
         <w:rPr>
           <w:lang w:val="ru-RU"/>
         </w:rPr>
-        <w:t xml:space="preserve">, </w:t>
+        <w:t xml:space="preserve"> и </w:t>
       </w:r>
       <w:r>
         <w:t>S</w:t>
@@ -521,7 +321,7 @@
         <w:rPr>
           <w:lang w:val="ru-RU"/>
         </w:rPr>
-        <w:t xml:space="preserve"> — от 0 до 100%, </w:t>
+        <w:t xml:space="preserve">: 0–100%; </w:t>
       </w:r>
       <w:r>
         <w:t>H</w:t>
@@ -530,7 +330,7 @@
         <w:rPr>
           <w:lang w:val="ru-RU"/>
         </w:rPr>
-        <w:t xml:space="preserve"> — от 0 до 360°. Перед расчётом </w:t>
+        <w:t xml:space="preserve">: 0–360°. Для расчётов </w:t>
       </w:r>
       <w:r>
         <w:t>RGB</w:t>
@@ -539,7 +339,34 @@
         <w:rPr>
           <w:lang w:val="ru-RU"/>
         </w:rPr>
-        <w:t xml:space="preserve"> нормируется делением на 255, проценты — делением на 100.</w:t>
+        <w:t xml:space="preserve"> делится на 255, проценты — на 100. Преобразования реализованы вручную. </w:t>
+      </w:r>
+      <w:r>
+        <w:t>CMYK</w:t>
+      </w:r>
+      <w:r>
+        <w:rPr>
+          <w:lang w:val="ru-RU"/>
+        </w:rPr>
+        <w:t xml:space="preserve"> ↔ </w:t>
+      </w:r>
+      <w:r>
+        <w:t>HLS</w:t>
+      </w:r>
+      <w:r>
+        <w:rPr>
+          <w:lang w:val="ru-RU"/>
+        </w:rPr>
+        <w:t xml:space="preserve"> выполняется через </w:t>
+      </w:r>
+      <w:r>
+        <w:t>RGB</w:t>
+      </w:r>
+      <w:r>
+        <w:rPr>
+          <w:lang w:val="ru-RU"/>
+        </w:rPr>
+        <w:t>.</w:t>
       </w:r>
     </w:p>
     <w:p>
@@ -552,182 +379,7 @@
         <w:rPr>
           <w:lang w:val="ru-RU"/>
         </w:rPr>
-        <w:t xml:space="preserve">Для </w:t>
-      </w:r>
-      <w:r>
-        <w:t>RGB</w:t>
-      </w:r>
-      <w:r>
-        <w:rPr>
-          <w:lang w:val="ru-RU"/>
-        </w:rPr>
-        <w:t xml:space="preserve"> → </w:t>
-      </w:r>
-      <w:r>
-        <w:t>CMYK</w:t>
-      </w:r>
-      <w:r>
-        <w:rPr>
-          <w:lang w:val="ru-RU"/>
-        </w:rPr>
-        <w:t xml:space="preserve">: </w:t>
-      </w:r>
-      <w:r>
-        <w:t>K</w:t>
-      </w:r>
-      <w:r>
-        <w:rPr>
-          <w:lang w:val="ru-RU"/>
-        </w:rPr>
-        <w:t xml:space="preserve"> = </w:t>
-      </w:r>
-      <w:proofErr w:type="gramStart"/>
-      <w:r>
-        <w:t>min</w:t>
-      </w:r>
-      <w:r>
-        <w:rPr>
-          <w:lang w:val="ru-RU"/>
-        </w:rPr>
-        <w:t>(</w:t>
-      </w:r>
-      <w:proofErr w:type="gramEnd"/>
-      <w:r>
-        <w:rPr>
-          <w:lang w:val="ru-RU"/>
-        </w:rPr>
-        <w:t xml:space="preserve">1 − </w:t>
-      </w:r>
-      <w:r>
-        <w:t>R</w:t>
-      </w:r>
-      <w:r>
-        <w:rPr>
-          <w:lang w:val="ru-RU"/>
-        </w:rPr>
-        <w:t xml:space="preserve">/255, 1 − </w:t>
-      </w:r>
-      <w:r>
-        <w:t>G</w:t>
-      </w:r>
-      <w:r>
-        <w:rPr>
-          <w:lang w:val="ru-RU"/>
-        </w:rPr>
-        <w:t xml:space="preserve">/255, 1 − </w:t>
-      </w:r>
-      <w:r>
-        <w:t>B</w:t>
-      </w:r>
-      <w:r>
-        <w:rPr>
-          <w:lang w:val="ru-RU"/>
-        </w:rPr>
-        <w:t xml:space="preserve">/255). Далее </w:t>
-      </w:r>
-      <w:r>
-        <w:t>C</w:t>
-      </w:r>
-      <w:r>
-        <w:rPr>
-          <w:lang w:val="ru-RU"/>
-        </w:rPr>
-        <w:t xml:space="preserve"> = (1 − </w:t>
-      </w:r>
-      <w:r>
-        <w:t>R</w:t>
-      </w:r>
-      <w:r>
-        <w:rPr>
-          <w:lang w:val="ru-RU"/>
-        </w:rPr>
-        <w:t xml:space="preserve">/255 − </w:t>
-      </w:r>
-      <w:r>
-        <w:t>K</w:t>
-      </w:r>
-      <w:r>
-        <w:rPr>
-          <w:lang w:val="ru-RU"/>
-        </w:rPr>
-        <w:t>)</w:t>
-      </w:r>
-      <w:proofErr w:type="gramStart"/>
-      <w:r>
-        <w:rPr>
-          <w:lang w:val="ru-RU"/>
-        </w:rPr>
-        <w:t>/(</w:t>
-      </w:r>
-      <w:proofErr w:type="gramEnd"/>
-      <w:r>
-        <w:rPr>
-          <w:lang w:val="ru-RU"/>
-        </w:rPr>
-        <w:t xml:space="preserve">1 − </w:t>
-      </w:r>
-      <w:r>
-        <w:t>K</w:t>
-      </w:r>
-      <w:r>
-        <w:rPr>
-          <w:lang w:val="ru-RU"/>
-        </w:rPr>
-        <w:t xml:space="preserve">); </w:t>
-      </w:r>
-      <w:r>
-        <w:t>M</w:t>
-      </w:r>
-      <w:r>
-        <w:rPr>
-          <w:lang w:val="ru-RU"/>
-        </w:rPr>
-        <w:t xml:space="preserve"> и </w:t>
-      </w:r>
-      <w:r>
-        <w:t>Y</w:t>
-      </w:r>
-      <w:r>
-        <w:rPr>
-          <w:lang w:val="ru-RU"/>
-        </w:rPr>
-        <w:t xml:space="preserve"> вычисляются аналогично. При </w:t>
-      </w:r>
-      <w:r>
-        <w:t>K</w:t>
-      </w:r>
-      <w:r>
-        <w:rPr>
-          <w:lang w:val="ru-RU"/>
-        </w:rPr>
-        <w:t xml:space="preserve"> = 1 задаётся </w:t>
-      </w:r>
-      <w:r>
-        <w:t>C</w:t>
-      </w:r>
-      <w:r>
-        <w:rPr>
-          <w:lang w:val="ru-RU"/>
-        </w:rPr>
-        <w:t xml:space="preserve"> = </w:t>
-      </w:r>
-      <w:r>
-        <w:t>M</w:t>
-      </w:r>
-      <w:r>
-        <w:rPr>
-          <w:lang w:val="ru-RU"/>
-        </w:rPr>
-        <w:t xml:space="preserve"> = </w:t>
-      </w:r>
-      <w:r>
-        <w:t>Y</w:t>
-      </w:r>
-      <w:r>
-        <w:rPr>
-          <w:lang w:val="ru-RU"/>
-        </w:rPr>
-        <w:t xml:space="preserve"> = 0, чтобы избежать деления на ноль.</w:t>
+        <w:t>RGB → CMYK: K = min(1 − R/255, 1 − G/255, 1 − B/255); C = (1 − R/255 − K)/(1 − K). M и Y вычисляются аналогично по G и B. При K = 1 задаётся C = M = Y = 0.</w:t>
       </w:r>
     </w:p>
     <w:p>
@@ -740,112 +392,7 @@
         <w:rPr>
           <w:lang w:val="ru-RU"/>
         </w:rPr>
-        <w:t xml:space="preserve">Обратно: </w:t>
-      </w:r>
-      <w:r>
-        <w:t>R</w:t>
-      </w:r>
-      <w:r>
-        <w:rPr>
-          <w:lang w:val="ru-RU"/>
-        </w:rPr>
-        <w:t xml:space="preserve"> = 255(1 − </w:t>
-      </w:r>
-      <w:proofErr w:type="gramStart"/>
-      <w:r>
-        <w:t>C</w:t>
-      </w:r>
-      <w:r>
-        <w:rPr>
-          <w:lang w:val="ru-RU"/>
-        </w:rPr>
-        <w:t>)(</w:t>
-      </w:r>
-      <w:proofErr w:type="gramEnd"/>
-      <w:r>
-        <w:rPr>
-          <w:lang w:val="ru-RU"/>
-        </w:rPr>
-        <w:t xml:space="preserve">1 − </w:t>
-      </w:r>
-      <w:r>
-        <w:t>K</w:t>
-      </w:r>
-      <w:r>
-        <w:rPr>
-          <w:lang w:val="ru-RU"/>
-        </w:rPr>
-        <w:t xml:space="preserve">), </w:t>
-      </w:r>
-      <w:r>
-        <w:t>G</w:t>
-      </w:r>
-      <w:r>
-        <w:rPr>
-          <w:lang w:val="ru-RU"/>
-        </w:rPr>
-        <w:t xml:space="preserve"> = 255(1 − </w:t>
-      </w:r>
-      <w:proofErr w:type="gramStart"/>
-      <w:r>
-        <w:t>M</w:t>
-      </w:r>
-      <w:r>
-        <w:rPr>
-          <w:lang w:val="ru-RU"/>
-        </w:rPr>
-        <w:t>)(</w:t>
-      </w:r>
-      <w:proofErr w:type="gramEnd"/>
-      <w:r>
-        <w:rPr>
-          <w:lang w:val="ru-RU"/>
-        </w:rPr>
-        <w:t xml:space="preserve">1 − </w:t>
-      </w:r>
-      <w:r>
-        <w:t>K</w:t>
-      </w:r>
-      <w:r>
-        <w:rPr>
-          <w:lang w:val="ru-RU"/>
-        </w:rPr>
-        <w:t xml:space="preserve">), </w:t>
-      </w:r>
-      <w:r>
-        <w:t>B</w:t>
-      </w:r>
-      <w:r>
-        <w:rPr>
-          <w:lang w:val="ru-RU"/>
-        </w:rPr>
-        <w:t xml:space="preserve"> = 255(1 − </w:t>
-      </w:r>
-      <w:proofErr w:type="gramStart"/>
-      <w:r>
-        <w:t>Y</w:t>
-      </w:r>
-      <w:r>
-        <w:rPr>
-          <w:lang w:val="ru-RU"/>
-        </w:rPr>
-        <w:t>)(</w:t>
-      </w:r>
-      <w:proofErr w:type="gramEnd"/>
-      <w:r>
-        <w:rPr>
-          <w:lang w:val="ru-RU"/>
-        </w:rPr>
-        <w:t xml:space="preserve">1 − </w:t>
-      </w:r>
-      <w:r>
-        <w:t>K</w:t>
-      </w:r>
-      <w:r>
-        <w:rPr>
-          <w:lang w:val="ru-RU"/>
-        </w:rPr>
-        <w:t>).</w:t>
+        <w:t>CMYK → RGB: R = 255(1 − C)(1 − K), G = 255(1 − M)(1 − K), B = 255(1 − Y)(1 − K).</w:t>
       </w:r>
     </w:p>
     <w:p>
@@ -858,165 +405,14 @@
         <w:rPr>
           <w:lang w:val="ru-RU"/>
         </w:rPr>
-        <w:t xml:space="preserve">В </w:t>
-      </w:r>
-      <w:r>
-        <w:t>RGB</w:t>
+        <w:t>RGB → HLS: L — полусумма максимальной и минимальной нормированных RGB-компонент. S зависит от их разности и L; H — от максимальной компоненты. Для серого цвета результат преобразования: H = S = 0.</w:t>
       </w:r>
       <w:r>
         <w:rPr>
           <w:lang w:val="ru-RU"/>
         </w:rPr>
-        <w:t xml:space="preserve"> → </w:t>
-      </w:r>
-      <w:r>
-        <w:t>HLS</w:t>
-      </w:r>
-      <w:r>
-        <w:rPr>
-          <w:lang w:val="ru-RU"/>
-        </w:rPr>
-        <w:t xml:space="preserve"> светлота </w:t>
-      </w:r>
-      <w:r>
-        <w:t>L</w:t>
-      </w:r>
-      <w:r>
-        <w:rPr>
-          <w:lang w:val="ru-RU"/>
-        </w:rPr>
-        <w:t xml:space="preserve"> равна </w:t>
-      </w:r>
-      <w:proofErr w:type="spellStart"/>
-      <w:r>
-        <w:rPr>
-          <w:lang w:val="ru-RU"/>
-        </w:rPr>
-        <w:t>полусумме</w:t>
-      </w:r>
-      <w:proofErr w:type="spellEnd"/>
-      <w:r>
-        <w:rPr>
-          <w:lang w:val="ru-RU"/>
-        </w:rPr>
-        <w:t xml:space="preserve"> максимальной и минимальной нормированных </w:t>
-      </w:r>
-      <w:r>
-        <w:t>RGB</w:t>
-      </w:r>
-      <w:r>
-        <w:rPr>
-          <w:lang w:val="ru-RU"/>
-        </w:rPr>
-        <w:t xml:space="preserve">-компонент. Насыщенность определяется их разностью и светлотой, оттенок — максимальной компонентой. В </w:t>
-      </w:r>
-      <w:r>
-        <w:t>HLS</w:t>
-      </w:r>
-      <w:r>
-        <w:rPr>
-          <w:lang w:val="ru-RU"/>
-        </w:rPr>
-        <w:t xml:space="preserve"> → </w:t>
-      </w:r>
-      <w:r>
-        <w:t>RGB</w:t>
-      </w:r>
-      <w:r>
-        <w:rPr>
-          <w:lang w:val="ru-RU"/>
-        </w:rPr>
-        <w:t xml:space="preserve"> используются </w:t>
-      </w:r>
-      <w:r>
-        <w:t>M</w:t>
-      </w:r>
-      <w:r>
-        <w:rPr>
-          <w:lang w:val="ru-RU"/>
-        </w:rPr>
-        <w:t xml:space="preserve">2, </w:t>
-      </w:r>
-      <w:r>
-        <w:t>M</w:t>
-      </w:r>
-      <w:r>
-        <w:rPr>
-          <w:lang w:val="ru-RU"/>
-        </w:rPr>
-        <w:t>1 = 2</w:t>
-      </w:r>
-      <w:r>
-        <w:t>L</w:t>
-      </w:r>
-      <w:r>
-        <w:rPr>
-          <w:lang w:val="ru-RU"/>
-        </w:rPr>
-        <w:t xml:space="preserve"> − </w:t>
-      </w:r>
-      <w:r>
-        <w:t>M</w:t>
-      </w:r>
-      <w:r>
-        <w:rPr>
-          <w:lang w:val="ru-RU"/>
-        </w:rPr>
-        <w:t xml:space="preserve">2 и функция </w:t>
-      </w:r>
-      <w:r>
-        <w:t>Value</w:t>
-      </w:r>
-      <w:r>
-        <w:rPr>
-          <w:lang w:val="ru-RU"/>
-        </w:rPr>
-        <w:t xml:space="preserve">. При </w:t>
-      </w:r>
-      <w:r>
-        <w:t>S</w:t>
-      </w:r>
-      <w:r>
-        <w:rPr>
-          <w:lang w:val="ru-RU"/>
-        </w:rPr>
-        <w:t xml:space="preserve"> = 0 получаем серый цвет: </w:t>
-      </w:r>
-      <w:r>
-        <w:t>R</w:t>
-      </w:r>
-      <w:r>
-        <w:rPr>
-          <w:lang w:val="ru-RU"/>
-        </w:rPr>
-        <w:t xml:space="preserve"> = </w:t>
-      </w:r>
-      <w:r>
-        <w:t>G</w:t>
-      </w:r>
-      <w:r>
-        <w:rPr>
-          <w:lang w:val="ru-RU"/>
-        </w:rPr>
-        <w:t xml:space="preserve"> = </w:t>
-      </w:r>
-      <w:r>
-        <w:t>B</w:t>
-      </w:r>
-      <w:r>
-        <w:rPr>
-          <w:lang w:val="ru-RU"/>
-        </w:rPr>
-        <w:t xml:space="preserve"> = 255</w:t>
-      </w:r>
-      <w:r>
-        <w:t>L</w:t>
-      </w:r>
-      <w:r>
-        <w:rPr>
-          <w:lang w:val="ru-RU"/>
-        </w:rPr>
-        <w:t>.</w:t>
+        <w:br/>
+        <w:t>HLS → RGB: при L &lt; 0,5 вычисляется M2 = L(1 + S), иначе M2 = L + S − LS; M1 = 2L − M2. Компоненты равны 255 · Value для углов H + 120°, H и H − 120°. При S = 0: R = G = B = 255L.</w:t>
       </w:r>
     </w:p>
     <w:p>
@@ -1047,27 +443,7 @@
         <w:rPr>
           <w:lang w:val="ru-RU"/>
         </w:rPr>
-        <w:t xml:space="preserve">Цвет задаётся ползунками, числовыми полями или через </w:t>
-      </w:r>
-      <w:proofErr w:type="spellStart"/>
-      <w:r>
-        <w:t>ColorPicker</w:t>
-      </w:r>
-      <w:proofErr w:type="spellEnd"/>
-      <w:r>
-        <w:rPr>
-          <w:lang w:val="ru-RU"/>
-        </w:rPr>
-        <w:t xml:space="preserve">. После изменения вызывается соответствующий метод пересчёта. Для введённых значений вне диапазона предусмотрена обработка по </w:t>
-      </w:r>
-      <w:r>
-        <w:t>Enter</w:t>
-      </w:r>
-      <w:r>
-        <w:rPr>
-          <w:lang w:val="ru-RU"/>
-        </w:rPr>
-        <w:t xml:space="preserve"> с ограничением значения и текстовым предупреждением.</w:t>
+        <w:t>Цвет задаётся ползунками, числовыми полями и палитрой ColorPicker. Прямоугольник показывает результат. Поля выводят до трёх знаков после запятой. Ползунки ограничены диапазонами; обработчик Enter проверяет ввод и выводит предупреждение.</w:t>
       </w:r>
     </w:p>
     <w:p>
@@ -1167,84 +543,7 @@
         <w:rPr>
           <w:lang w:val="ru-RU"/>
         </w:rPr>
-        <w:t xml:space="preserve">Для красного </w:t>
-      </w:r>
-      <w:proofErr w:type="gramStart"/>
-      <w:r>
-        <w:t>RGB</w:t>
-      </w:r>
-      <w:r>
-        <w:rPr>
-          <w:lang w:val="ru-RU"/>
-        </w:rPr>
-        <w:t>(</w:t>
-      </w:r>
-      <w:proofErr w:type="gramEnd"/>
-      <w:r>
-        <w:rPr>
-          <w:lang w:val="ru-RU"/>
-        </w:rPr>
-        <w:t xml:space="preserve">255, 0, 0) получаются </w:t>
-      </w:r>
-      <w:proofErr w:type="gramStart"/>
-      <w:r>
-        <w:t>CMYK</w:t>
-      </w:r>
-      <w:r>
-        <w:rPr>
-          <w:lang w:val="ru-RU"/>
-        </w:rPr>
-        <w:t>(</w:t>
-      </w:r>
-      <w:proofErr w:type="gramEnd"/>
-      <w:r>
-        <w:rPr>
-          <w:lang w:val="ru-RU"/>
-        </w:rPr>
-        <w:t xml:space="preserve">0%, 100%, 100%, 0%) и </w:t>
-      </w:r>
-      <w:proofErr w:type="gramStart"/>
-      <w:r>
-        <w:t>HLS</w:t>
-      </w:r>
-      <w:r>
-        <w:rPr>
-          <w:lang w:val="ru-RU"/>
-        </w:rPr>
-        <w:t>(</w:t>
-      </w:r>
-      <w:proofErr w:type="gramEnd"/>
-      <w:r>
-        <w:rPr>
-          <w:lang w:val="ru-RU"/>
-        </w:rPr>
-        <w:t xml:space="preserve">0°, 50%, 100%). Эти значения отображены на рисунке. Для чёрного цвета </w:t>
-      </w:r>
-      <w:proofErr w:type="gramStart"/>
-      <w:r>
-        <w:t>RGB</w:t>
-      </w:r>
-      <w:r>
-        <w:rPr>
-          <w:lang w:val="ru-RU"/>
-        </w:rPr>
-        <w:t>(</w:t>
-      </w:r>
-      <w:proofErr w:type="gramEnd"/>
-      <w:r>
-        <w:rPr>
-          <w:lang w:val="ru-RU"/>
-        </w:rPr>
-        <w:t xml:space="preserve">0, 0, 0) чёрная компонента </w:t>
-      </w:r>
-      <w:r>
-        <w:t>K</w:t>
-      </w:r>
-      <w:r>
-        <w:rPr>
-          <w:lang w:val="ru-RU"/>
-        </w:rPr>
-        <w:t xml:space="preserve"> равна 100%.</w:t>
+        <w:t>CMYK (40%; 60%; 70%; 82%) → RGB (27,54; 18,36; 13,77) → HLS (20°; 8,1%; 33,333%). Проверены изменение C от 0 до 100, K = 100%, сохранение H и S при L = 0, выбор из палитры и ввод C через поле.</w:t>
       </w:r>
     </w:p>
     <w:p>
@@ -1260,7 +559,7 @@
           <w:b/>
           <w:lang w:val="ru-RU"/>
         </w:rPr>
-        <w:t>5. Вывод</w:t>
+        <w:t>5. Исправления и ограничения</w:t>
       </w:r>
     </w:p>
     <w:p>
@@ -1273,34 +572,94 @@
         <w:rPr>
           <w:lang w:val="ru-RU"/>
         </w:rPr>
-        <w:t xml:space="preserve">Разработано настольное приложение для представления цвета в </w:t>
+        <w:t>Устранён повторный пересчёт CMYK → RGB → CMYK: введённые компоненты больше не перезаписываются. Аналогично сохраняются исходные HLS. Обновление цвета вынесено в updatePreview(). Выбор UCR/GCR и динамические градиенты ползунков не реализованы.</w:t>
+      </w:r>
+    </w:p>
+    <w:p>
+      <w:pPr>
+        <w:rPr>
+          <w:lang w:val="ru-RU"/>
+        </w:rPr>
+      </w:pPr>
+      <w:r>
+        <w:rPr>
+          <w:lang w:val="ru-RU"/>
+        </w:rPr>
+        <w:t xml:space="preserve">Репозиторий: </w:t>
       </w:r>
       <w:r>
-        <w:t>RGB</w:t>
+        <w:t>https</w:t>
       </w:r>
       <w:r>
         <w:rPr>
           <w:lang w:val="ru-RU"/>
         </w:rPr>
-        <w:t xml:space="preserve">, </w:t>
+        <w:t>://</w:t>
+      </w:r>
+      <w:proofErr w:type="spellStart"/>
+      <w:r>
+        <w:t>github</w:t>
+      </w:r>
+      <w:proofErr w:type="spellEnd"/>
+      <w:r>
+        <w:rPr>
+          <w:lang w:val="ru-RU"/>
+        </w:rPr>
+        <w:t>.</w:t>
       </w:r>
       <w:r>
-        <w:t>CMYK</w:t>
+        <w:t>com</w:t>
       </w:r>
       <w:r>
         <w:rPr>
           <w:lang w:val="ru-RU"/>
         </w:rPr>
-        <w:t xml:space="preserve"> и </w:t>
+        <w:t>/</w:t>
+      </w:r>
+      <w:proofErr w:type="spellStart"/>
+      <w:r>
+        <w:t>vov</w:t>
+      </w:r>
+      <w:proofErr w:type="spellEnd"/>
+      <w:r>
+        <w:rPr>
+          <w:lang w:val="ru-RU"/>
+        </w:rPr>
+        <w:t>4</w:t>
+      </w:r>
+      <w:proofErr w:type="spellStart"/>
+      <w:r>
+        <w:t>ikhid</w:t>
+      </w:r>
+      <w:proofErr w:type="spellEnd"/>
+      <w:r>
+        <w:rPr>
+          <w:lang w:val="ru-RU"/>
+        </w:rPr>
+        <w:t>/</w:t>
       </w:r>
       <w:r>
-        <w:t>HLS</w:t>
+        <w:t>PKG</w:t>
       </w:r>
       <w:r>
         <w:rPr>
           <w:lang w:val="ru-RU"/>
         </w:rPr>
-        <w:t>. Реализованы формулы прямого и обратного преобразования, палитра, поля ввода и ползунки. Приложение позволяет наблюдать связь компонент разных цветовых моделей при изменении цвета.</w:t>
+        <w:t>_</w:t>
+      </w:r>
+      <w:proofErr w:type="spellStart"/>
+      <w:r>
+        <w:t>Matsukov</w:t>
+      </w:r>
+      <w:proofErr w:type="spellEnd"/>
+      <w:r>
+        <w:rPr>
+          <w:lang w:val="ru-RU"/>
+        </w:rPr>
+        <w:t>_</w:t>
+      </w:r>
+      <w:r>
+        <w:t>Vladimir</w:t>
       </w:r>
     </w:p>
     <w:sectPr>
@@ -2261,10 +1620,8 @@
     </w:pPr>
     <w:rPr>
       <w:rFonts w:asciiTheme="majorHAnsi" w:eastAsiaTheme="majorEastAsia" w:hAnsiTheme="majorHAnsi" w:cstheme="majorBidi"/>
-      <w:color w:val="17365D" w:themeColor="text2" w:themeShade="BF"/>
       <w:spacing w:val="5"/>
       <w:kern w:val="28"/>
-      <w:sz w:val="52"/>
       <w:szCs w:val="52"/>
     </w:rPr>
   </w:style>

--- a/lab_1/Report_Matsukov.docx
+++ b/lab_1/Report_Matsukov.docx
@@ -47,21 +47,50 @@
           <w:lang w:val="ru-RU"/>
         </w:rPr>
       </w:pPr>
-      <w:proofErr w:type="spellStart"/>
+      <w:r>
+        <w:rPr>
+          <w:b/>
+          <w:sz w:val="52"/>
+          <w:lang w:val="ru-RU"/>
+        </w:rPr>
+        <w:t xml:space="preserve">Вариант: </w:t>
+      </w:r>
       <w:r>
         <w:rPr>
           <w:b/>
           <w:sz w:val="52"/>
         </w:rPr>
-        <w:t>Вариант</w:t>
+        <w:t>RGB</w:t>
       </w:r>
-      <w:proofErr w:type="spellEnd"/>
+      <w:r>
+        <w:rPr>
+          <w:b/>
+          <w:sz w:val="52"/>
+          <w:lang w:val="ru-RU"/>
+        </w:rPr>
+        <w:t xml:space="preserve"> ↔ </w:t>
+      </w:r>
       <w:r>
         <w:rPr>
           <w:b/>
           <w:sz w:val="52"/>
         </w:rPr>
-        <w:t>: RGB ↔ CMYK ↔ HLS</w:t>
+        <w:t>CMYK</w:t>
+      </w:r>
+      <w:r>
+        <w:rPr>
+          <w:b/>
+          <w:sz w:val="52"/>
+          <w:lang w:val="ru-RU"/>
+        </w:rPr>
+        <w:t xml:space="preserve"> ↔ </w:t>
+      </w:r>
+      <w:r>
+        <w:rPr>
+          <w:b/>
+          <w:sz w:val="52"/>
+        </w:rPr>
+        <w:t>HLS</w:t>
       </w:r>
     </w:p>
     <w:p>
@@ -572,7 +601,43 @@
         <w:rPr>
           <w:lang w:val="ru-RU"/>
         </w:rPr>
-        <w:t>Устранён повторный пересчёт CMYK → RGB → CMYK: введённые компоненты больше не перезаписываются. Аналогично сохраняются исходные HLS. Обновление цвета вынесено в updatePreview(). Выбор UCR/GCR и динамические градиенты ползунков не реализованы.</w:t>
+        <w:t xml:space="preserve">В ходе работы изучены цветовые модели </w:t>
+      </w:r>
+      <w:r>
+        <w:t>RGB</w:t>
+      </w:r>
+      <w:r>
+        <w:rPr>
+          <w:lang w:val="ru-RU"/>
+        </w:rPr>
+        <w:t xml:space="preserve">, </w:t>
+      </w:r>
+      <w:r>
+        <w:t>CMYK</w:t>
+      </w:r>
+      <w:r>
+        <w:rPr>
+          <w:lang w:val="ru-RU"/>
+        </w:rPr>
+        <w:t xml:space="preserve"> и </w:t>
+      </w:r>
+      <w:r>
+        <w:t>HLS</w:t>
+      </w:r>
+      <w:r>
+        <w:rPr>
+          <w:lang w:val="ru-RU"/>
+        </w:rPr>
+        <w:t xml:space="preserve"> и реализованы преобразования между ними. Разработано приложение на </w:t>
+      </w:r>
+      <w:r>
+        <w:t>JavaFX</w:t>
+      </w:r>
+      <w:r>
+        <w:rPr>
+          <w:lang w:val="ru-RU"/>
+        </w:rPr>
+        <w:t xml:space="preserve"> для выбора цвета и изменения его компонент. Приложение позволяет наглядно проследить связь между различными представлениями одного цвета.</w:t>
       </w:r>
     </w:p>
     <w:p>
@@ -1486,7 +1551,6 @@
   <w:style w:type="character" w:default="1" w:styleId="a2">
     <w:name w:val="Default Paragraph Font"/>
     <w:uiPriority w:val="1"/>
-    <w:semiHidden/>
     <w:unhideWhenUsed/>
   </w:style>
   <w:style w:type="table" w:default="1" w:styleId="a3">
